--- a/files/Egypt_Summary_DRAFT.docx
+++ b/files/Egypt_Summary_DRAFT.docx
@@ -691,7 +691,7 @@
         <w:rPr>
           <w:sz w:val="21"/>
         </w:rPr>
-        <w:t>Second-phase Universal Health Insurance is planned to reach about 13 million people, with investment of more than EGP 115 billion.</w:t>
+        <w:t xml:space="preserve">Second-phase Universal Health Insurance is planned to reach about 13 million people, with investment of more than EGP 115 billion (US$2.08 billion).</w:t>
       </w:r>
       <w:hyperlink r:id="rId28">
         <w:r>
